--- a/BAI06-SS8.docx
+++ b/BAI06-SS8.docx
@@ -2,15 +2,1864 @@
 <file path=word/document.xml><?xml version="1.0" encoding="utf-8"?>
 <w:document xmlns:wpc="http://schemas.microsoft.com/office/word/2010/wordprocessingCanvas" xmlns:mc="http://schemas.openxmlformats.org/markup-compatibility/2006" xmlns:o="urn:schemas-microsoft-com:office:office" xmlns:r="http://schemas.openxmlformats.org/officeDocument/2006/relationships" xmlns:m="http://schemas.openxmlformats.org/officeDocument/2006/math" xmlns:v="urn:schemas-microsoft-com:vml" xmlns:wp14="http://schemas.microsoft.com/office/word/2010/wordprocessingDrawing" xmlns:wp="http://schemas.openxmlformats.org/drawingml/2006/wordprocessingDrawing" xmlns:w10="urn:schemas-microsoft-com:office:word" xmlns:w="http://schemas.openxmlformats.org/wordprocessingml/2006/main" xmlns:w14="http://schemas.microsoft.com/office/word/2010/wordml" xmlns:w15="http://schemas.microsoft.com/office/word/2012/wordml" xmlns:wpg="http://schemas.microsoft.com/office/word/2010/wordprocessingGroup" xmlns:wpi="http://schemas.microsoft.com/office/word/2010/wordprocessingInk" xmlns:wne="http://schemas.microsoft.com/office/word/2006/wordml" xmlns:wps="http://schemas.microsoft.com/office/word/2010/wordprocessingShape" xmlns:w16se="http://schemas.microsoft.com/office/word/2015/wordml/symex" xmlns:w16cid="http://schemas.microsoft.com/office/word/2016/wordml/cid" xmlns:w16="http://schemas.microsoft.com/office/word/2018/wordml" xmlns:w16cex="http://schemas.microsoft.com/office/word/2018/wordml/cex" xmlns:w16sdtdh="http://schemas.microsoft.com/office/word/2020/wordml/sdtdatahash" xmlns:w16sdtfl="http://schemas.microsoft.com/office/word/2024/wordml/sdtformatlock" mc:Ignorable="w14 w15 wp14 w16se w16cid w16 w16cex w16sdtdh w16sdtfl">
   <w:body>
-    <w:p xmlns:wp14="http://schemas.microsoft.com/office/word/2010/wordml" wp14:paraId="36B01474" wp14:textId="77777777"/>
+    <w:p xmlns:wp14="http://schemas.microsoft.com/office/word/2010/wordml" wp14:paraId="32FB4ED6" wp14:textId="12051322">
+      <w:pPr>
+        <w:pStyle w:val="Heading2"/>
+        <w:spacing w:before="299" w:beforeAutospacing="off" w:after="299" w:afterAutospacing="off"/>
+        <w:rPr>
+          <w:rFonts w:ascii="Aptos" w:hAnsi="Aptos" w:eastAsia="Aptos" w:cs="Aptos"/>
+          <w:b w:val="0"/>
+          <w:bCs w:val="0"/>
+          <w:noProof w:val="0"/>
+          <w:color w:val="auto"/>
+          <w:sz w:val="36"/>
+          <w:szCs w:val="36"/>
+          <w:lang w:val="vi-VN"/>
+        </w:rPr>
+      </w:pPr>
+      <w:r>
+        <w:rPr>
+          <w:rFonts w:ascii="Aptos" w:hAnsi="Aptos" w:eastAsia="Aptos" w:cs="Aptos"/>
+          <w:b w:val="0"/>
+          <w:bCs w:val="0"/>
+          <w:noProof w:val="0"/>
+          <w:color w:val="auto"/>
+          <w:sz w:val="36"/>
+          <w:szCs w:val="36"/>
+          <w:lang w:val="vi-VN"/>
+        </w:rPr>
+        <w:t>Phần 1: Phân tích (Auditing)</w:t>
+      </w:r>
+    </w:p>
+    <w:p xmlns:wp14="http://schemas.microsoft.com/office/word/2010/wordml" wp14:paraId="5863D3A9" wp14:textId="16D852A2">
+      <w:pPr>
+        <w:spacing w:before="240" w:beforeAutospacing="off" w:after="240" w:afterAutospacing="off"/>
+        <w:rPr>
+          <w:rFonts w:ascii="Aptos" w:hAnsi="Aptos" w:eastAsia="Aptos" w:cs="Aptos"/>
+          <w:b w:val="0"/>
+          <w:bCs w:val="0"/>
+          <w:noProof w:val="0"/>
+          <w:color w:val="auto"/>
+          <w:sz w:val="24"/>
+          <w:szCs w:val="24"/>
+          <w:lang w:val="vi-VN"/>
+        </w:rPr>
+      </w:pPr>
+      <w:r>
+        <w:rPr>
+          <w:rFonts w:ascii="Aptos" w:hAnsi="Aptos" w:eastAsia="Aptos" w:cs="Aptos"/>
+          <w:b w:val="0"/>
+          <w:bCs w:val="0"/>
+          <w:noProof w:val="0"/>
+          <w:color w:val="auto"/>
+          <w:sz w:val="24"/>
+          <w:szCs w:val="24"/>
+          <w:lang w:val="vi-VN"/>
+        </w:rPr>
+        <w:t>Đoạn mã do AI gợi ý chứa một câu lệnh cực kỳ nguy hiểm, có thể dẫn đến việc phá hủy toàn bộ hệ điều hành và dữ liệu trên máy chủ của "Trang trại Lan thông minh".</w:t>
+      </w:r>
+    </w:p>
+    <w:p xmlns:wp14="http://schemas.microsoft.com/office/word/2010/wordml" wp14:paraId="21122AF0" wp14:textId="63929D83">
+      <w:pPr>
+        <w:spacing w:before="240" w:beforeAutospacing="off" w:after="240" w:afterAutospacing="off"/>
+        <w:rPr>
+          <w:rFonts w:ascii="Aptos" w:hAnsi="Aptos" w:eastAsia="Aptos" w:cs="Aptos"/>
+          <w:b w:val="0"/>
+          <w:bCs w:val="0"/>
+          <w:noProof w:val="0"/>
+          <w:color w:val="auto"/>
+          <w:sz w:val="24"/>
+          <w:szCs w:val="24"/>
+          <w:lang w:val="vi-VN"/>
+        </w:rPr>
+      </w:pPr>
+      <w:r>
+        <w:rPr>
+          <w:rFonts w:ascii="Aptos" w:hAnsi="Aptos" w:eastAsia="Aptos" w:cs="Aptos"/>
+          <w:b w:val="0"/>
+          <w:bCs w:val="0"/>
+          <w:noProof w:val="0"/>
+          <w:color w:val="auto"/>
+          <w:sz w:val="24"/>
+          <w:szCs w:val="24"/>
+          <w:lang w:val="vi-VN"/>
+        </w:rPr>
+        <w:t xml:space="preserve">Phân tích các tham số trong lệnh </w:t>
+      </w:r>
+      <w:r>
+        <w:rPr>
+          <w:rFonts w:ascii="Consolas" w:hAnsi="Consolas" w:eastAsia="Consolas" w:cs="Consolas"/>
+          <w:b w:val="0"/>
+          <w:bCs w:val="0"/>
+          <w:noProof w:val="0"/>
+          <w:color w:val="auto"/>
+          <w:sz w:val="24"/>
+          <w:szCs w:val="24"/>
+          <w:lang w:val="vi-VN"/>
+        </w:rPr>
+        <w:t>Remove-Item -Path "C:\*" -Recurse -Force</w:t>
+      </w:r>
+      <w:r>
+        <w:rPr>
+          <w:rFonts w:ascii="Aptos" w:hAnsi="Aptos" w:eastAsia="Aptos" w:cs="Aptos"/>
+          <w:b w:val="0"/>
+          <w:bCs w:val="0"/>
+          <w:noProof w:val="0"/>
+          <w:color w:val="auto"/>
+          <w:sz w:val="24"/>
+          <w:szCs w:val="24"/>
+          <w:lang w:val="vi-VN"/>
+        </w:rPr>
+        <w:t>:</w:t>
+      </w:r>
+    </w:p>
+    <w:p xmlns:wp14="http://schemas.microsoft.com/office/word/2010/wordml" wp14:paraId="225ED805" wp14:textId="791736D9">
+      <w:pPr>
+        <w:pStyle w:val="Normal"/>
+        <w:spacing w:before="240" w:beforeAutospacing="off" w:after="240" w:afterAutospacing="off"/>
+        <w:ind w:left="0"/>
+        <w:rPr>
+          <w:rFonts w:ascii="Aptos" w:hAnsi="Aptos" w:eastAsia="Aptos" w:cs="Aptos"/>
+          <w:b w:val="0"/>
+          <w:bCs w:val="0"/>
+          <w:noProof w:val="0"/>
+          <w:color w:val="auto"/>
+          <w:sz w:val="24"/>
+          <w:szCs w:val="24"/>
+          <w:lang w:val="vi-VN"/>
+        </w:rPr>
+      </w:pPr>
+      <w:r>
+        <w:rPr>
+          <w:rFonts w:ascii="Consolas" w:hAnsi="Consolas" w:eastAsia="Consolas" w:cs="Consolas"/>
+          <w:b w:val="0"/>
+          <w:bCs w:val="0"/>
+          <w:noProof w:val="0"/>
+          <w:color w:val="auto"/>
+          <w:sz w:val="24"/>
+          <w:szCs w:val="24"/>
+          <w:lang w:val="vi-VN"/>
+        </w:rPr>
+        <w:t>-Path "C:\*"</w:t>
+      </w:r>
+      <w:r>
+        <w:rPr>
+          <w:rFonts w:ascii="Aptos" w:hAnsi="Aptos" w:eastAsia="Aptos" w:cs="Aptos"/>
+          <w:b w:val="0"/>
+          <w:bCs w:val="0"/>
+          <w:noProof w:val="0"/>
+          <w:color w:val="auto"/>
+          <w:sz w:val="24"/>
+          <w:szCs w:val="24"/>
+          <w:lang w:val="vi-VN"/>
+        </w:rPr>
+        <w:t xml:space="preserve">: Chỉ định đường dẫn mục tiêu là toàn bộ các tệp và thư mục nằm ngay tại ổ đĩa gốc </w:t>
+      </w:r>
+      <w:r>
+        <w:rPr>
+          <w:rFonts w:ascii="Consolas" w:hAnsi="Consolas" w:eastAsia="Consolas" w:cs="Consolas"/>
+          <w:b w:val="0"/>
+          <w:bCs w:val="0"/>
+          <w:noProof w:val="0"/>
+          <w:color w:val="auto"/>
+          <w:sz w:val="24"/>
+          <w:szCs w:val="24"/>
+          <w:lang w:val="vi-VN"/>
+        </w:rPr>
+        <w:t>C:\</w:t>
+      </w:r>
+      <w:r>
+        <w:rPr>
+          <w:rFonts w:ascii="Aptos" w:hAnsi="Aptos" w:eastAsia="Aptos" w:cs="Aptos"/>
+          <w:b w:val="0"/>
+          <w:bCs w:val="0"/>
+          <w:noProof w:val="0"/>
+          <w:color w:val="auto"/>
+          <w:sz w:val="24"/>
+          <w:szCs w:val="24"/>
+          <w:lang w:val="vi-VN"/>
+        </w:rPr>
+        <w:t>.</w:t>
+      </w:r>
+    </w:p>
+    <w:p xmlns:wp14="http://schemas.microsoft.com/office/word/2010/wordml" wp14:paraId="14B99EC1" wp14:textId="6F5D689F">
+      <w:pPr>
+        <w:pStyle w:val="Normal"/>
+        <w:spacing w:before="240" w:beforeAutospacing="off" w:after="240" w:afterAutospacing="off"/>
+        <w:ind w:left="0"/>
+        <w:rPr>
+          <w:rFonts w:ascii="Aptos" w:hAnsi="Aptos" w:eastAsia="Aptos" w:cs="Aptos"/>
+          <w:b w:val="0"/>
+          <w:bCs w:val="0"/>
+          <w:noProof w:val="0"/>
+          <w:color w:val="auto"/>
+          <w:sz w:val="24"/>
+          <w:szCs w:val="24"/>
+          <w:lang w:val="vi-VN"/>
+        </w:rPr>
+      </w:pPr>
+      <w:r>
+        <w:rPr>
+          <w:rFonts w:ascii="Consolas" w:hAnsi="Consolas" w:eastAsia="Consolas" w:cs="Consolas"/>
+          <w:b w:val="0"/>
+          <w:bCs w:val="0"/>
+          <w:noProof w:val="0"/>
+          <w:color w:val="auto"/>
+          <w:sz w:val="24"/>
+          <w:szCs w:val="24"/>
+          <w:lang w:val="vi-VN"/>
+        </w:rPr>
+        <w:t>-Recurse</w:t>
+      </w:r>
+      <w:r>
+        <w:rPr>
+          <w:rFonts w:ascii="Aptos" w:hAnsi="Aptos" w:eastAsia="Aptos" w:cs="Aptos"/>
+          <w:b w:val="0"/>
+          <w:bCs w:val="0"/>
+          <w:noProof w:val="0"/>
+          <w:color w:val="auto"/>
+          <w:sz w:val="24"/>
+          <w:szCs w:val="24"/>
+          <w:lang w:val="vi-VN"/>
+        </w:rPr>
+        <w:t xml:space="preserve">: Lệnh sẽ duyệt qua và áp dụng hành động xóa cho mọi thư mục con, thư mục cháu bên trong ổ </w:t>
+      </w:r>
+      <w:r>
+        <w:rPr>
+          <w:rFonts w:ascii="Consolas" w:hAnsi="Consolas" w:eastAsia="Consolas" w:cs="Consolas"/>
+          <w:b w:val="0"/>
+          <w:bCs w:val="0"/>
+          <w:noProof w:val="0"/>
+          <w:color w:val="auto"/>
+          <w:sz w:val="24"/>
+          <w:szCs w:val="24"/>
+          <w:lang w:val="vi-VN"/>
+        </w:rPr>
+        <w:t>C:\</w:t>
+      </w:r>
+      <w:r>
+        <w:rPr>
+          <w:rFonts w:ascii="Aptos" w:hAnsi="Aptos" w:eastAsia="Aptos" w:cs="Aptos"/>
+          <w:b w:val="0"/>
+          <w:bCs w:val="0"/>
+          <w:noProof w:val="0"/>
+          <w:color w:val="auto"/>
+          <w:sz w:val="24"/>
+          <w:szCs w:val="24"/>
+          <w:lang w:val="vi-VN"/>
+        </w:rPr>
+        <w:t>.</w:t>
+      </w:r>
+    </w:p>
+    <w:p xmlns:wp14="http://schemas.microsoft.com/office/word/2010/wordml" wp14:paraId="0CE929CC" wp14:textId="0D7DB50E">
+      <w:pPr>
+        <w:pStyle w:val="Normal"/>
+        <w:spacing w:before="240" w:beforeAutospacing="off" w:after="240" w:afterAutospacing="off"/>
+        <w:ind w:left="0"/>
+        <w:rPr>
+          <w:rFonts w:ascii="Aptos" w:hAnsi="Aptos" w:eastAsia="Aptos" w:cs="Aptos"/>
+          <w:b w:val="0"/>
+          <w:bCs w:val="0"/>
+          <w:noProof w:val="0"/>
+          <w:color w:val="auto"/>
+          <w:sz w:val="24"/>
+          <w:szCs w:val="24"/>
+          <w:lang w:val="vi-VN"/>
+        </w:rPr>
+      </w:pPr>
+      <w:r>
+        <w:rPr>
+          <w:rFonts w:ascii="Consolas" w:hAnsi="Consolas" w:eastAsia="Consolas" w:cs="Consolas"/>
+          <w:b w:val="0"/>
+          <w:bCs w:val="0"/>
+          <w:noProof w:val="0"/>
+          <w:color w:val="auto"/>
+          <w:sz w:val="24"/>
+          <w:szCs w:val="24"/>
+          <w:lang w:val="vi-VN"/>
+        </w:rPr>
+        <w:t>-Force</w:t>
+      </w:r>
+      <w:r>
+        <w:rPr>
+          <w:rFonts w:ascii="Aptos" w:hAnsi="Aptos" w:eastAsia="Aptos" w:cs="Aptos"/>
+          <w:b w:val="0"/>
+          <w:bCs w:val="0"/>
+          <w:noProof w:val="0"/>
+          <w:color w:val="auto"/>
+          <w:sz w:val="24"/>
+          <w:szCs w:val="24"/>
+          <w:lang w:val="vi-VN"/>
+        </w:rPr>
+        <w:t>: Ép buộc xóa cả các tệp tin hệ thống, tệp bị ẩn (hidden) hoặc tệp chỉ đọc (read-only) mà không cần hỏi lại người dùng hay hiển thị cảnh báo.</w:t>
+      </w:r>
+    </w:p>
+    <w:p xmlns:wp14="http://schemas.microsoft.com/office/word/2010/wordml" wp14:paraId="6EA59B0B" wp14:textId="4AB48E8E">
+      <w:pPr>
+        <w:spacing w:before="240" w:beforeAutospacing="off" w:after="240" w:afterAutospacing="off"/>
+        <w:rPr>
+          <w:rFonts w:ascii="Aptos" w:hAnsi="Aptos" w:eastAsia="Aptos" w:cs="Aptos"/>
+          <w:b w:val="0"/>
+          <w:bCs w:val="0"/>
+          <w:noProof w:val="0"/>
+          <w:color w:val="auto"/>
+          <w:sz w:val="24"/>
+          <w:szCs w:val="24"/>
+          <w:lang w:val="vi-VN"/>
+        </w:rPr>
+      </w:pPr>
+      <w:r>
+        <w:rPr>
+          <w:rFonts w:ascii="Aptos" w:hAnsi="Aptos" w:eastAsia="Aptos" w:cs="Aptos"/>
+          <w:b w:val="0"/>
+          <w:bCs w:val="0"/>
+          <w:noProof w:val="0"/>
+          <w:color w:val="auto"/>
+          <w:sz w:val="24"/>
+          <w:szCs w:val="24"/>
+          <w:lang w:val="vi-VN"/>
+        </w:rPr>
+        <w:t>Hậu quả nếu chạy đoạn script:</w:t>
+      </w:r>
+      <w:r>
+        <w:rPr>
+          <w:rFonts w:ascii="Aptos" w:hAnsi="Aptos" w:eastAsia="Aptos" w:cs="Aptos"/>
+          <w:b w:val="0"/>
+          <w:bCs w:val="0"/>
+          <w:noProof w:val="0"/>
+          <w:color w:val="auto"/>
+          <w:sz w:val="24"/>
+          <w:szCs w:val="24"/>
+          <w:lang w:val="vi-VN"/>
+        </w:rPr>
+        <w:t xml:space="preserve"> Đoạn mã này sẽ cố gắng xóa toàn bộ dữ liệu trên ổ đĩa </w:t>
+      </w:r>
+      <w:r>
+        <w:rPr>
+          <w:rFonts w:ascii="Consolas" w:hAnsi="Consolas" w:eastAsia="Consolas" w:cs="Consolas"/>
+          <w:b w:val="0"/>
+          <w:bCs w:val="0"/>
+          <w:noProof w:val="0"/>
+          <w:color w:val="auto"/>
+          <w:sz w:val="24"/>
+          <w:szCs w:val="24"/>
+          <w:lang w:val="vi-VN"/>
+        </w:rPr>
+        <w:t>C:</w:t>
+      </w:r>
+      <w:r>
+        <w:rPr>
+          <w:rFonts w:ascii="Aptos" w:hAnsi="Aptos" w:eastAsia="Aptos" w:cs="Aptos"/>
+          <w:b w:val="0"/>
+          <w:bCs w:val="0"/>
+          <w:noProof w:val="0"/>
+          <w:color w:val="auto"/>
+          <w:sz w:val="24"/>
+          <w:szCs w:val="24"/>
+          <w:lang w:val="vi-VN"/>
+        </w:rPr>
+        <w:t xml:space="preserve"> của hệ thống. Hệ điều hành Windows, các cấu hình máy chủ, dữ liệu trang trại và mọi phần mềm đang chạy sẽ bị phá hủy. Máy chủ sẽ sập hoàn toàn và không thể khởi động lại.</w:t>
+      </w:r>
+    </w:p>
+    <w:p xmlns:wp14="http://schemas.microsoft.com/office/word/2010/wordml" wp14:paraId="586C3641" wp14:textId="5AE11CFF">
+      <w:pPr>
+        <w:spacing w:before="240" w:beforeAutospacing="off" w:after="240" w:afterAutospacing="off"/>
+        <w:rPr>
+          <w:rFonts w:ascii="Aptos" w:hAnsi="Aptos" w:eastAsia="Aptos" w:cs="Aptos"/>
+          <w:b w:val="0"/>
+          <w:bCs w:val="0"/>
+          <w:noProof w:val="0"/>
+          <w:color w:val="auto"/>
+          <w:sz w:val="24"/>
+          <w:szCs w:val="24"/>
+          <w:lang w:val="vi-VN"/>
+        </w:rPr>
+      </w:pPr>
+      <w:r>
+        <w:rPr>
+          <w:rFonts w:ascii="Aptos" w:hAnsi="Aptos" w:eastAsia="Aptos" w:cs="Aptos"/>
+          <w:b w:val="0"/>
+          <w:bCs w:val="0"/>
+          <w:noProof w:val="0"/>
+          <w:color w:val="auto"/>
+          <w:sz w:val="24"/>
+          <w:szCs w:val="24"/>
+          <w:lang w:val="vi-VN"/>
+        </w:rPr>
+        <w:t>Áp dụng 3 Nguyên tắc "Vàng" thẩm định mã AI:</w:t>
+      </w:r>
+    </w:p>
+    <w:p xmlns:wp14="http://schemas.microsoft.com/office/word/2010/wordml" wp14:paraId="6C362D27" wp14:textId="223BCC19">
+      <w:pPr>
+        <w:pStyle w:val="ListParagraph"/>
+        <w:numPr>
+          <w:ilvl w:val="0"/>
+          <w:numId w:val="2"/>
+        </w:numPr>
+        <w:spacing w:before="240" w:beforeAutospacing="off" w:after="240" w:afterAutospacing="off"/>
+        <w:rPr>
+          <w:rFonts w:ascii="Aptos" w:hAnsi="Aptos" w:eastAsia="Aptos" w:cs="Aptos"/>
+          <w:b w:val="0"/>
+          <w:bCs w:val="0"/>
+          <w:noProof w:val="0"/>
+          <w:color w:val="auto"/>
+          <w:sz w:val="24"/>
+          <w:szCs w:val="24"/>
+          <w:lang w:val="vi-VN"/>
+        </w:rPr>
+      </w:pPr>
+      <w:r>
+        <w:rPr>
+          <w:rFonts w:ascii="Aptos" w:hAnsi="Aptos" w:eastAsia="Aptos" w:cs="Aptos"/>
+          <w:b w:val="0"/>
+          <w:bCs w:val="0"/>
+          <w:noProof w:val="0"/>
+          <w:color w:val="auto"/>
+          <w:sz w:val="24"/>
+          <w:szCs w:val="24"/>
+          <w:lang w:val="vi-VN"/>
+        </w:rPr>
+        <w:t>Không bao giờ nhắm mắt chạy thử (Zero Trust):</w:t>
+      </w:r>
+      <w:r>
+        <w:rPr>
+          <w:rFonts w:ascii="Aptos" w:hAnsi="Aptos" w:eastAsia="Aptos" w:cs="Aptos"/>
+          <w:b w:val="0"/>
+          <w:bCs w:val="0"/>
+          <w:noProof w:val="0"/>
+          <w:color w:val="auto"/>
+          <w:sz w:val="24"/>
+          <w:szCs w:val="24"/>
+          <w:lang w:val="vi-VN"/>
+        </w:rPr>
+        <w:t xml:space="preserve"> Không sao chép và dán trực tiếp mã nguồn của AI vào môi trường thực tế (production) khi chưa đọc hiểu.</w:t>
+      </w:r>
+    </w:p>
+    <w:p xmlns:wp14="http://schemas.microsoft.com/office/word/2010/wordml" wp14:paraId="6278A0A3" wp14:textId="096A7D2B">
+      <w:pPr>
+        <w:pStyle w:val="ListParagraph"/>
+        <w:numPr>
+          <w:ilvl w:val="0"/>
+          <w:numId w:val="2"/>
+        </w:numPr>
+        <w:spacing w:before="240" w:beforeAutospacing="off" w:after="240" w:afterAutospacing="off"/>
+        <w:rPr>
+          <w:rFonts w:ascii="Aptos" w:hAnsi="Aptos" w:eastAsia="Aptos" w:cs="Aptos"/>
+          <w:b w:val="0"/>
+          <w:bCs w:val="0"/>
+          <w:noProof w:val="0"/>
+          <w:color w:val="auto"/>
+          <w:sz w:val="24"/>
+          <w:szCs w:val="24"/>
+          <w:lang w:val="vi-VN"/>
+        </w:rPr>
+      </w:pPr>
+      <w:r>
+        <w:rPr>
+          <w:rFonts w:ascii="Aptos" w:hAnsi="Aptos" w:eastAsia="Aptos" w:cs="Aptos"/>
+          <w:b w:val="0"/>
+          <w:bCs w:val="0"/>
+          <w:noProof w:val="0"/>
+          <w:color w:val="auto"/>
+          <w:sz w:val="24"/>
+          <w:szCs w:val="24"/>
+          <w:lang w:val="vi-VN"/>
+        </w:rPr>
+        <w:t>Hiểu rõ từng tham số (Understand Every Parameter):</w:t>
+      </w:r>
+      <w:r>
+        <w:rPr>
+          <w:rFonts w:ascii="Aptos" w:hAnsi="Aptos" w:eastAsia="Aptos" w:cs="Aptos"/>
+          <w:b w:val="0"/>
+          <w:bCs w:val="0"/>
+          <w:noProof w:val="0"/>
+          <w:color w:val="auto"/>
+          <w:sz w:val="24"/>
+          <w:szCs w:val="24"/>
+          <w:lang w:val="vi-VN"/>
+        </w:rPr>
+        <w:t xml:space="preserve"> Phải tra cứu và kiểm chứng ý nghĩa của từng tham số (như </w:t>
+      </w:r>
+      <w:r>
+        <w:rPr>
+          <w:rFonts w:ascii="Consolas" w:hAnsi="Consolas" w:eastAsia="Consolas" w:cs="Consolas"/>
+          <w:b w:val="0"/>
+          <w:bCs w:val="0"/>
+          <w:noProof w:val="0"/>
+          <w:color w:val="auto"/>
+          <w:sz w:val="24"/>
+          <w:szCs w:val="24"/>
+          <w:lang w:val="vi-VN"/>
+        </w:rPr>
+        <w:t>-Recurse</w:t>
+      </w:r>
+      <w:r>
+        <w:rPr>
+          <w:rFonts w:ascii="Aptos" w:hAnsi="Aptos" w:eastAsia="Aptos" w:cs="Aptos"/>
+          <w:b w:val="0"/>
+          <w:bCs w:val="0"/>
+          <w:noProof w:val="0"/>
+          <w:color w:val="auto"/>
+          <w:sz w:val="24"/>
+          <w:szCs w:val="24"/>
+          <w:lang w:val="vi-VN"/>
+        </w:rPr>
+        <w:t xml:space="preserve">, </w:t>
+      </w:r>
+      <w:r>
+        <w:rPr>
+          <w:rFonts w:ascii="Consolas" w:hAnsi="Consolas" w:eastAsia="Consolas" w:cs="Consolas"/>
+          <w:b w:val="0"/>
+          <w:bCs w:val="0"/>
+          <w:noProof w:val="0"/>
+          <w:color w:val="auto"/>
+          <w:sz w:val="24"/>
+          <w:szCs w:val="24"/>
+          <w:lang w:val="vi-VN"/>
+        </w:rPr>
+        <w:t>-Force</w:t>
+      </w:r>
+      <w:r>
+        <w:rPr>
+          <w:rFonts w:ascii="Aptos" w:hAnsi="Aptos" w:eastAsia="Aptos" w:cs="Aptos"/>
+          <w:b w:val="0"/>
+          <w:bCs w:val="0"/>
+          <w:noProof w:val="0"/>
+          <w:color w:val="auto"/>
+          <w:sz w:val="24"/>
+          <w:szCs w:val="24"/>
+          <w:lang w:val="vi-VN"/>
+        </w:rPr>
+        <w:t>, đường dẫn mục tiêu) trước khi cấp quyền thực thi.</w:t>
+      </w:r>
+    </w:p>
+    <w:p xmlns:wp14="http://schemas.microsoft.com/office/word/2010/wordml" wp14:paraId="50394F33" wp14:textId="02B5E421">
+      <w:pPr>
+        <w:pStyle w:val="ListParagraph"/>
+        <w:numPr>
+          <w:ilvl w:val="0"/>
+          <w:numId w:val="2"/>
+        </w:numPr>
+        <w:spacing w:before="240" w:beforeAutospacing="off" w:after="240" w:afterAutospacing="off"/>
+        <w:rPr>
+          <w:rFonts w:ascii="Aptos" w:hAnsi="Aptos" w:eastAsia="Aptos" w:cs="Aptos"/>
+          <w:b w:val="0"/>
+          <w:bCs w:val="0"/>
+          <w:noProof w:val="0"/>
+          <w:color w:val="auto"/>
+          <w:sz w:val="24"/>
+          <w:szCs w:val="24"/>
+          <w:lang w:val="vi-VN"/>
+        </w:rPr>
+      </w:pPr>
+      <w:r>
+        <w:rPr>
+          <w:rFonts w:ascii="Aptos" w:hAnsi="Aptos" w:eastAsia="Aptos" w:cs="Aptos"/>
+          <w:b w:val="0"/>
+          <w:bCs w:val="0"/>
+          <w:noProof w:val="0"/>
+          <w:color w:val="auto"/>
+          <w:sz w:val="24"/>
+          <w:szCs w:val="24"/>
+          <w:lang w:val="vi-VN"/>
+        </w:rPr>
+        <w:t>Sử dụng cơ chế an toàn hoặc môi trường cô lập (Sandbox/Dry-run):</w:t>
+      </w:r>
+      <w:r>
+        <w:rPr>
+          <w:rFonts w:ascii="Aptos" w:hAnsi="Aptos" w:eastAsia="Aptos" w:cs="Aptos"/>
+          <w:b w:val="0"/>
+          <w:bCs w:val="0"/>
+          <w:noProof w:val="0"/>
+          <w:color w:val="auto"/>
+          <w:sz w:val="24"/>
+          <w:szCs w:val="24"/>
+          <w:lang w:val="vi-VN"/>
+        </w:rPr>
+        <w:t xml:space="preserve"> Đối với PowerShell, luôn thêm cờ </w:t>
+      </w:r>
+      <w:r>
+        <w:rPr>
+          <w:rFonts w:ascii="Consolas" w:hAnsi="Consolas" w:eastAsia="Consolas" w:cs="Consolas"/>
+          <w:b w:val="0"/>
+          <w:bCs w:val="0"/>
+          <w:noProof w:val="0"/>
+          <w:color w:val="auto"/>
+          <w:sz w:val="24"/>
+          <w:szCs w:val="24"/>
+          <w:lang w:val="vi-VN"/>
+        </w:rPr>
+        <w:t>-WhatIf</w:t>
+      </w:r>
+      <w:r>
+        <w:rPr>
+          <w:rFonts w:ascii="Aptos" w:hAnsi="Aptos" w:eastAsia="Aptos" w:cs="Aptos"/>
+          <w:b w:val="0"/>
+          <w:bCs w:val="0"/>
+          <w:noProof w:val="0"/>
+          <w:color w:val="auto"/>
+          <w:sz w:val="24"/>
+          <w:szCs w:val="24"/>
+          <w:lang w:val="vi-VN"/>
+        </w:rPr>
+        <w:t xml:space="preserve"> (để xem lệnh sẽ làm gì mà không thực sự thực thi) hoặc kiểm thử trong máy ảo để xem trước hậu quả của lệnh </w:t>
+      </w:r>
+      <w:r>
+        <w:rPr>
+          <w:rFonts w:ascii="Consolas" w:hAnsi="Consolas" w:eastAsia="Consolas" w:cs="Consolas"/>
+          <w:b w:val="0"/>
+          <w:bCs w:val="0"/>
+          <w:noProof w:val="0"/>
+          <w:color w:val="auto"/>
+          <w:sz w:val="24"/>
+          <w:szCs w:val="24"/>
+          <w:lang w:val="vi-VN"/>
+        </w:rPr>
+        <w:t>Remove-Item</w:t>
+      </w:r>
+      <w:r>
+        <w:rPr>
+          <w:rFonts w:ascii="Aptos" w:hAnsi="Aptos" w:eastAsia="Aptos" w:cs="Aptos"/>
+          <w:b w:val="0"/>
+          <w:bCs w:val="0"/>
+          <w:noProof w:val="0"/>
+          <w:color w:val="auto"/>
+          <w:sz w:val="24"/>
+          <w:szCs w:val="24"/>
+          <w:lang w:val="vi-VN"/>
+        </w:rPr>
+        <w:t>.</w:t>
+      </w:r>
+    </w:p>
+    <w:p xmlns:wp14="http://schemas.microsoft.com/office/word/2010/wordml" wp14:paraId="686D7B97" wp14:textId="17105E69">
+      <w:pPr>
+        <w:pStyle w:val="Heading2"/>
+        <w:spacing w:before="299" w:beforeAutospacing="off" w:after="299" w:afterAutospacing="off"/>
+        <w:rPr>
+          <w:rFonts w:ascii="Aptos" w:hAnsi="Aptos" w:eastAsia="Aptos" w:cs="Aptos"/>
+          <w:b w:val="0"/>
+          <w:bCs w:val="0"/>
+          <w:noProof w:val="0"/>
+          <w:color w:val="auto"/>
+          <w:sz w:val="36"/>
+          <w:szCs w:val="36"/>
+          <w:lang w:val="vi-VN"/>
+        </w:rPr>
+      </w:pPr>
+      <w:r>
+        <w:rPr>
+          <w:rFonts w:ascii="Aptos" w:hAnsi="Aptos" w:eastAsia="Aptos" w:cs="Aptos"/>
+          <w:b w:val="0"/>
+          <w:bCs w:val="0"/>
+          <w:noProof w:val="0"/>
+          <w:color w:val="auto"/>
+          <w:sz w:val="36"/>
+          <w:szCs w:val="36"/>
+          <w:lang w:val="vi-VN"/>
+        </w:rPr>
+        <w:t>Phần 2: Triển khai (Safe Script)</w:t>
+      </w:r>
+    </w:p>
+    <w:p xmlns:wp14="http://schemas.microsoft.com/office/word/2010/wordml" wp14:paraId="549A2588" wp14:textId="133CB037">
+      <w:pPr>
+        <w:spacing w:before="240" w:beforeAutospacing="off" w:after="240" w:afterAutospacing="off"/>
+        <w:rPr>
+          <w:rFonts w:ascii="Aptos" w:hAnsi="Aptos" w:eastAsia="Aptos" w:cs="Aptos"/>
+          <w:b w:val="0"/>
+          <w:bCs w:val="0"/>
+          <w:noProof w:val="0"/>
+          <w:color w:val="auto"/>
+          <w:sz w:val="24"/>
+          <w:szCs w:val="24"/>
+          <w:lang w:val="vi-VN"/>
+        </w:rPr>
+      </w:pPr>
+      <w:r>
+        <w:rPr>
+          <w:rFonts w:ascii="Aptos" w:hAnsi="Aptos" w:eastAsia="Aptos" w:cs="Aptos"/>
+          <w:b w:val="0"/>
+          <w:bCs w:val="0"/>
+          <w:noProof w:val="0"/>
+          <w:color w:val="auto"/>
+          <w:sz w:val="24"/>
+          <w:szCs w:val="24"/>
+          <w:lang w:val="vi-VN"/>
+        </w:rPr>
+        <w:t xml:space="preserve">Dưới đây là nội dung tệp </w:t>
+      </w:r>
+      <w:r>
+        <w:rPr>
+          <w:rFonts w:ascii="Consolas" w:hAnsi="Consolas" w:eastAsia="Consolas" w:cs="Consolas"/>
+          <w:b w:val="0"/>
+          <w:bCs w:val="0"/>
+          <w:noProof w:val="0"/>
+          <w:color w:val="auto"/>
+          <w:sz w:val="24"/>
+          <w:szCs w:val="24"/>
+          <w:lang w:val="vi-VN"/>
+        </w:rPr>
+        <w:t>safe_cleanup.ps1</w:t>
+      </w:r>
+      <w:r>
+        <w:rPr>
+          <w:rFonts w:ascii="Aptos" w:hAnsi="Aptos" w:eastAsia="Aptos" w:cs="Aptos"/>
+          <w:b w:val="0"/>
+          <w:bCs w:val="0"/>
+          <w:noProof w:val="0"/>
+          <w:color w:val="auto"/>
+          <w:sz w:val="24"/>
+          <w:szCs w:val="24"/>
+          <w:lang w:val="vi-VN"/>
+        </w:rPr>
+        <w:t xml:space="preserve"> được viết lại an toàn, tuân thủ nghiêm ngặt nguyên tắc "Khoanh vùng Đường dẫn" để đảm bảo lệnh xóa chỉ có tác dụng trong đúng thư mục cần thiết.</w:t>
+      </w:r>
+    </w:p>
+    <w:p xmlns:wp14="http://schemas.microsoft.com/office/word/2010/wordml" wp14:paraId="6ACF6B81" wp14:textId="2155396C">
+      <w:pPr>
+        <w:spacing w:before="0" w:beforeAutospacing="off" w:after="0" w:afterAutospacing="off"/>
+        <w:rPr>
+          <w:rFonts w:ascii="Aptos" w:hAnsi="Aptos" w:eastAsia="Aptos" w:cs="Aptos"/>
+          <w:b w:val="0"/>
+          <w:bCs w:val="0"/>
+          <w:noProof w:val="0"/>
+          <w:color w:val="auto"/>
+          <w:sz w:val="24"/>
+          <w:szCs w:val="24"/>
+          <w:lang w:val="vi-VN"/>
+        </w:rPr>
+      </w:pPr>
+      <w:r>
+        <w:rPr>
+          <w:rFonts w:ascii="Aptos" w:hAnsi="Aptos" w:eastAsia="Aptos" w:cs="Aptos"/>
+          <w:b w:val="0"/>
+          <w:bCs w:val="0"/>
+          <w:noProof w:val="0"/>
+          <w:color w:val="auto"/>
+          <w:sz w:val="24"/>
+          <w:szCs w:val="24"/>
+          <w:lang w:val="vi-VN"/>
+        </w:rPr>
+        <w:t>PowerShell</w:t>
+      </w:r>
+    </w:p>
+    <w:p xmlns:wp14="http://schemas.microsoft.com/office/word/2010/wordml" wp14:paraId="1C142A93" wp14:textId="0FF464B0">
+      <w:pPr>
+        <w:spacing w:before="0" w:beforeAutospacing="off" w:after="0" w:afterAutospacing="off"/>
+        <w:rPr>
+          <w:rFonts w:ascii="Consolas" w:hAnsi="Consolas" w:eastAsia="Consolas" w:cs="Consolas"/>
+          <w:b w:val="0"/>
+          <w:bCs w:val="0"/>
+          <w:noProof w:val="0"/>
+          <w:color w:val="auto"/>
+          <w:sz w:val="24"/>
+          <w:szCs w:val="24"/>
+          <w:lang w:val="vi-VN"/>
+        </w:rPr>
+      </w:pPr>
+      <w:r>
+        <w:rPr>
+          <w:rFonts w:ascii="Consolas" w:hAnsi="Consolas" w:eastAsia="Consolas" w:cs="Consolas"/>
+          <w:b w:val="0"/>
+          <w:bCs w:val="0"/>
+          <w:noProof w:val="0"/>
+          <w:color w:val="auto"/>
+          <w:sz w:val="24"/>
+          <w:szCs w:val="24"/>
+          <w:lang w:val="vi-VN"/>
+        </w:rPr>
+        <w:t># safe_cleanup.ps1</w:t>
+      </w:r>
+      <w:r>
+        <w:br/>
+      </w:r>
+      <w:r>
+        <w:br/>
+      </w:r>
+      <w:r>
+        <w:rPr>
+          <w:rFonts w:ascii="Consolas" w:hAnsi="Consolas" w:eastAsia="Consolas" w:cs="Consolas"/>
+          <w:b w:val="0"/>
+          <w:bCs w:val="0"/>
+          <w:noProof w:val="0"/>
+          <w:color w:val="auto"/>
+          <w:sz w:val="24"/>
+          <w:szCs w:val="24"/>
+          <w:lang w:val="vi-VN"/>
+        </w:rPr>
+        <w:t># 1. Di chuyển đến thư mục logs của dự án</w:t>
+      </w:r>
+      <w:r>
+        <w:br/>
+      </w:r>
+      <w:r>
+        <w:rPr>
+          <w:rFonts w:ascii="Consolas" w:hAnsi="Consolas" w:eastAsia="Consolas" w:cs="Consolas"/>
+          <w:b w:val="0"/>
+          <w:bCs w:val="0"/>
+          <w:noProof w:val="0"/>
+          <w:color w:val="auto"/>
+          <w:sz w:val="24"/>
+          <w:szCs w:val="24"/>
+          <w:lang w:val="vi-VN"/>
+        </w:rPr>
+        <w:t># (Giả định thư mục gốc của dự án nằm tại C:\SmartFarm)</w:t>
+      </w:r>
+      <w:r>
+        <w:br/>
+      </w:r>
+      <w:r>
+        <w:rPr>
+          <w:rFonts w:ascii="Consolas" w:hAnsi="Consolas" w:eastAsia="Consolas" w:cs="Consolas"/>
+          <w:b w:val="0"/>
+          <w:bCs w:val="0"/>
+          <w:noProof w:val="0"/>
+          <w:color w:val="auto"/>
+          <w:sz w:val="24"/>
+          <w:szCs w:val="24"/>
+          <w:lang w:val="vi-VN"/>
+        </w:rPr>
+        <w:t>Set-Location -Path "C:\SmartFarm\logs"</w:t>
+      </w:r>
+      <w:r>
+        <w:br/>
+      </w:r>
+      <w:r>
+        <w:br/>
+      </w:r>
+      <w:r>
+        <w:rPr>
+          <w:rFonts w:ascii="Consolas" w:hAnsi="Consolas" w:eastAsia="Consolas" w:cs="Consolas"/>
+          <w:b w:val="0"/>
+          <w:bCs w:val="0"/>
+          <w:noProof w:val="0"/>
+          <w:color w:val="auto"/>
+          <w:sz w:val="24"/>
+          <w:szCs w:val="24"/>
+          <w:lang w:val="vi-VN"/>
+        </w:rPr>
+        <w:t># 2. Lọc các dòng có chữ WARNING từ system.log ra tệp issues.txt</w:t>
+      </w:r>
+      <w:r>
+        <w:br/>
+      </w:r>
+      <w:r>
+        <w:rPr>
+          <w:rFonts w:ascii="Consolas" w:hAnsi="Consolas" w:eastAsia="Consolas" w:cs="Consolas"/>
+          <w:b w:val="0"/>
+          <w:bCs w:val="0"/>
+          <w:noProof w:val="0"/>
+          <w:color w:val="auto"/>
+          <w:sz w:val="24"/>
+          <w:szCs w:val="24"/>
+          <w:lang w:val="vi-VN"/>
+        </w:rPr>
+        <w:t>Select-String -Path "system.log" -Pattern "WARNING" | Set-Content -Path "issues.txt"</w:t>
+      </w:r>
+      <w:r>
+        <w:br/>
+      </w:r>
+      <w:r>
+        <w:br/>
+      </w:r>
+      <w:r>
+        <w:rPr>
+          <w:rFonts w:ascii="Consolas" w:hAnsi="Consolas" w:eastAsia="Consolas" w:cs="Consolas"/>
+          <w:b w:val="0"/>
+          <w:bCs w:val="0"/>
+          <w:noProof w:val="0"/>
+          <w:color w:val="auto"/>
+          <w:sz w:val="24"/>
+          <w:szCs w:val="24"/>
+          <w:lang w:val="vi-VN"/>
+        </w:rPr>
+        <w:t># 3. Chỉ xóa các tệp .tmp bên trong thư mục dự án hiện tại</w:t>
+      </w:r>
+      <w:r>
+        <w:br/>
+      </w:r>
+      <w:r>
+        <w:rPr>
+          <w:rFonts w:ascii="Consolas" w:hAnsi="Consolas" w:eastAsia="Consolas" w:cs="Consolas"/>
+          <w:b w:val="0"/>
+          <w:bCs w:val="0"/>
+          <w:noProof w:val="0"/>
+          <w:color w:val="auto"/>
+          <w:sz w:val="24"/>
+          <w:szCs w:val="24"/>
+          <w:lang w:val="vi-VN"/>
+        </w:rPr>
+        <w:t># Áp dụng Nguyên tắc Khoanh vùng Đường dẫn: Dùng ".\*.tmp" để giới hạn nghiêm ngặt ở thư mục hiện tại</w:t>
+      </w:r>
+      <w:r>
+        <w:br/>
+      </w:r>
+      <w:r>
+        <w:rPr>
+          <w:rFonts w:ascii="Consolas" w:hAnsi="Consolas" w:eastAsia="Consolas" w:cs="Consolas"/>
+          <w:b w:val="0"/>
+          <w:bCs w:val="0"/>
+          <w:noProof w:val="0"/>
+          <w:color w:val="auto"/>
+          <w:sz w:val="24"/>
+          <w:szCs w:val="24"/>
+          <w:lang w:val="vi-VN"/>
+        </w:rPr>
+        <w:t>Remove-Item -Path ".\*.tmp" -Force</w:t>
+      </w:r>
+      <w:r>
+        <w:br/>
+      </w:r>
+      <w:r>
+        <w:br/>
+      </w:r>
+      <w:r>
+        <w:rPr>
+          <w:rFonts w:ascii="Consolas" w:hAnsi="Consolas" w:eastAsia="Consolas" w:cs="Consolas"/>
+          <w:b w:val="0"/>
+          <w:bCs w:val="0"/>
+          <w:noProof w:val="0"/>
+          <w:color w:val="auto"/>
+          <w:sz w:val="24"/>
+          <w:szCs w:val="24"/>
+          <w:lang w:val="vi-VN"/>
+        </w:rPr>
+        <w:t>Write-Host "Da don dep cac tep .tmp va tao bao cao an toan!"</w:t>
+      </w:r>
+      <w:r>
+        <w:br/>
+      </w:r>
+    </w:p>
+    <w:p xmlns:wp14="http://schemas.microsoft.com/office/word/2010/wordml" wp14:paraId="56772D39" wp14:textId="03045A01">
+      <w:pPr>
+        <w:pStyle w:val="Heading2"/>
+        <w:spacing w:before="299" w:beforeAutospacing="off" w:after="299" w:afterAutospacing="off"/>
+        <w:rPr>
+          <w:rFonts w:ascii="Aptos" w:hAnsi="Aptos" w:eastAsia="Aptos" w:cs="Aptos"/>
+          <w:b w:val="0"/>
+          <w:bCs w:val="0"/>
+          <w:noProof w:val="0"/>
+          <w:color w:val="auto"/>
+          <w:sz w:val="36"/>
+          <w:szCs w:val="36"/>
+          <w:lang w:val="vi-VN"/>
+        </w:rPr>
+      </w:pPr>
+      <w:r>
+        <w:rPr>
+          <w:rFonts w:ascii="Aptos" w:hAnsi="Aptos" w:eastAsia="Aptos" w:cs="Aptos"/>
+          <w:b w:val="0"/>
+          <w:bCs w:val="0"/>
+          <w:noProof w:val="0"/>
+          <w:color w:val="auto"/>
+          <w:sz w:val="36"/>
+          <w:szCs w:val="36"/>
+          <w:lang w:val="vi-VN"/>
+        </w:rPr>
+        <w:t>Phần 3: Kiểm thử (Verify)</w:t>
+      </w:r>
+    </w:p>
+    <w:p xmlns:wp14="http://schemas.microsoft.com/office/word/2010/wordml" wp14:paraId="46E523B1" wp14:textId="0F796DEA">
+      <w:pPr>
+        <w:spacing w:before="240" w:beforeAutospacing="off" w:after="240" w:afterAutospacing="off"/>
+        <w:rPr>
+          <w:rFonts w:ascii="Aptos" w:hAnsi="Aptos" w:eastAsia="Aptos" w:cs="Aptos"/>
+          <w:b w:val="0"/>
+          <w:bCs w:val="0"/>
+          <w:noProof w:val="0"/>
+          <w:color w:val="auto"/>
+          <w:sz w:val="24"/>
+          <w:szCs w:val="24"/>
+          <w:lang w:val="vi-VN"/>
+        </w:rPr>
+      </w:pPr>
+      <w:r>
+        <w:rPr>
+          <w:rFonts w:ascii="Aptos" w:hAnsi="Aptos" w:eastAsia="Aptos" w:cs="Aptos"/>
+          <w:b w:val="0"/>
+          <w:bCs w:val="0"/>
+          <w:noProof w:val="0"/>
+          <w:color w:val="auto"/>
+          <w:sz w:val="24"/>
+          <w:szCs w:val="24"/>
+          <w:lang w:val="vi-VN"/>
+        </w:rPr>
+        <w:t xml:space="preserve">Sau khi chạy tập lệnh </w:t>
+      </w:r>
+      <w:r>
+        <w:rPr>
+          <w:rFonts w:ascii="Consolas" w:hAnsi="Consolas" w:eastAsia="Consolas" w:cs="Consolas"/>
+          <w:b w:val="0"/>
+          <w:bCs w:val="0"/>
+          <w:noProof w:val="0"/>
+          <w:color w:val="auto"/>
+          <w:sz w:val="24"/>
+          <w:szCs w:val="24"/>
+          <w:lang w:val="vi-VN"/>
+        </w:rPr>
+        <w:t>safe_cleanup.ps1</w:t>
+      </w:r>
+      <w:r>
+        <w:rPr>
+          <w:rFonts w:ascii="Aptos" w:hAnsi="Aptos" w:eastAsia="Aptos" w:cs="Aptos"/>
+          <w:b w:val="0"/>
+          <w:bCs w:val="0"/>
+          <w:noProof w:val="0"/>
+          <w:color w:val="auto"/>
+          <w:sz w:val="24"/>
+          <w:szCs w:val="24"/>
+          <w:lang w:val="vi-VN"/>
+        </w:rPr>
+        <w:t>, bạn sử dụng các lệnh sau trực tiếp trên cửa sổ PowerShell để xác nhận hệ thống đã xử lý chính xác và an toàn:</w:t>
+      </w:r>
+    </w:p>
+    <w:p xmlns:wp14="http://schemas.microsoft.com/office/word/2010/wordml" wp14:paraId="48F36CFF" wp14:textId="662903B7">
+      <w:pPr>
+        <w:pStyle w:val="ListParagraph"/>
+        <w:numPr>
+          <w:ilvl w:val="0"/>
+          <w:numId w:val="3"/>
+        </w:numPr>
+        <w:spacing w:before="240" w:beforeAutospacing="off" w:after="240" w:afterAutospacing="off"/>
+        <w:rPr>
+          <w:rFonts w:ascii="Aptos" w:hAnsi="Aptos" w:eastAsia="Aptos" w:cs="Aptos"/>
+          <w:b w:val="0"/>
+          <w:bCs w:val="0"/>
+          <w:noProof w:val="0"/>
+          <w:color w:val="auto"/>
+          <w:sz w:val="24"/>
+          <w:szCs w:val="24"/>
+          <w:lang w:val="vi-VN"/>
+        </w:rPr>
+      </w:pPr>
+      <w:r>
+        <w:rPr>
+          <w:rFonts w:ascii="Aptos" w:hAnsi="Aptos" w:eastAsia="Aptos" w:cs="Aptos"/>
+          <w:b w:val="0"/>
+          <w:bCs w:val="0"/>
+          <w:noProof w:val="0"/>
+          <w:color w:val="auto"/>
+          <w:sz w:val="24"/>
+          <w:szCs w:val="24"/>
+          <w:lang w:val="vi-VN"/>
+        </w:rPr>
+        <w:t>Xác nhận tệp báo cáo đã được tạo thành công:</w:t>
+      </w:r>
+    </w:p>
+    <w:p xmlns:wp14="http://schemas.microsoft.com/office/word/2010/wordml" wp14:paraId="045C511D" wp14:textId="65B84FAB">
+      <w:pPr>
+        <w:spacing w:before="0" w:beforeAutospacing="off" w:after="0" w:afterAutospacing="off"/>
+        <w:rPr>
+          <w:rFonts w:ascii="Aptos" w:hAnsi="Aptos" w:eastAsia="Aptos" w:cs="Aptos"/>
+          <w:b w:val="0"/>
+          <w:bCs w:val="0"/>
+          <w:noProof w:val="0"/>
+          <w:color w:val="auto"/>
+          <w:sz w:val="24"/>
+          <w:szCs w:val="24"/>
+          <w:lang w:val="vi-VN"/>
+        </w:rPr>
+      </w:pPr>
+      <w:r>
+        <w:rPr>
+          <w:rFonts w:ascii="Aptos" w:hAnsi="Aptos" w:eastAsia="Aptos" w:cs="Aptos"/>
+          <w:b w:val="0"/>
+          <w:bCs w:val="0"/>
+          <w:noProof w:val="0"/>
+          <w:color w:val="auto"/>
+          <w:sz w:val="24"/>
+          <w:szCs w:val="24"/>
+          <w:lang w:val="vi-VN"/>
+        </w:rPr>
+        <w:t>PowerShell</w:t>
+      </w:r>
+    </w:p>
+    <w:p xmlns:wp14="http://schemas.microsoft.com/office/word/2010/wordml" wp14:paraId="088E3E41" wp14:textId="5879AB8E">
+      <w:pPr>
+        <w:spacing w:before="0" w:beforeAutospacing="off" w:after="0" w:afterAutospacing="off"/>
+        <w:rPr>
+          <w:rFonts w:ascii="Consolas" w:hAnsi="Consolas" w:eastAsia="Consolas" w:cs="Consolas"/>
+          <w:b w:val="0"/>
+          <w:bCs w:val="0"/>
+          <w:noProof w:val="0"/>
+          <w:color w:val="auto"/>
+          <w:sz w:val="24"/>
+          <w:szCs w:val="24"/>
+          <w:lang w:val="vi-VN"/>
+        </w:rPr>
+      </w:pPr>
+      <w:r>
+        <w:rPr>
+          <w:rFonts w:ascii="Consolas" w:hAnsi="Consolas" w:eastAsia="Consolas" w:cs="Consolas"/>
+          <w:b w:val="0"/>
+          <w:bCs w:val="0"/>
+          <w:noProof w:val="0"/>
+          <w:color w:val="auto"/>
+          <w:sz w:val="24"/>
+          <w:szCs w:val="24"/>
+          <w:lang w:val="vi-VN"/>
+        </w:rPr>
+        <w:t>Test-Path -Path "issues.txt"</w:t>
+      </w:r>
+      <w:r>
+        <w:br/>
+      </w:r>
+    </w:p>
+    <w:p xmlns:wp14="http://schemas.microsoft.com/office/word/2010/wordml" wp14:paraId="0D07E125" wp14:textId="468DD5FE">
+      <w:pPr>
+        <w:spacing w:before="240" w:beforeAutospacing="off" w:after="240" w:afterAutospacing="off"/>
+        <w:rPr>
+          <w:rFonts w:ascii="Aptos" w:hAnsi="Aptos" w:eastAsia="Aptos" w:cs="Aptos"/>
+          <w:b w:val="0"/>
+          <w:bCs w:val="0"/>
+          <w:noProof w:val="0"/>
+          <w:color w:val="auto"/>
+          <w:sz w:val="24"/>
+          <w:szCs w:val="24"/>
+          <w:lang w:val="vi-VN"/>
+        </w:rPr>
+      </w:pPr>
+      <w:r>
+        <w:rPr>
+          <w:rFonts w:ascii="Aptos" w:hAnsi="Aptos" w:eastAsia="Aptos" w:cs="Aptos"/>
+          <w:b w:val="0"/>
+          <w:bCs w:val="0"/>
+          <w:i w:val="1"/>
+          <w:iCs w:val="1"/>
+          <w:noProof w:val="0"/>
+          <w:color w:val="auto"/>
+          <w:sz w:val="24"/>
+          <w:szCs w:val="24"/>
+          <w:lang w:val="vi-VN"/>
+        </w:rPr>
+        <w:t>Kết quả mong đợi:</w:t>
+      </w:r>
+      <w:r>
+        <w:rPr>
+          <w:rFonts w:ascii="Aptos" w:hAnsi="Aptos" w:eastAsia="Aptos" w:cs="Aptos"/>
+          <w:b w:val="0"/>
+          <w:bCs w:val="0"/>
+          <w:noProof w:val="0"/>
+          <w:color w:val="auto"/>
+          <w:sz w:val="24"/>
+          <w:szCs w:val="24"/>
+          <w:lang w:val="vi-VN"/>
+        </w:rPr>
+        <w:t xml:space="preserve"> Hệ thống trả về </w:t>
+      </w:r>
+      <w:r>
+        <w:rPr>
+          <w:rFonts w:ascii="Consolas" w:hAnsi="Consolas" w:eastAsia="Consolas" w:cs="Consolas"/>
+          <w:b w:val="0"/>
+          <w:bCs w:val="0"/>
+          <w:noProof w:val="0"/>
+          <w:color w:val="auto"/>
+          <w:sz w:val="24"/>
+          <w:szCs w:val="24"/>
+          <w:lang w:val="vi-VN"/>
+        </w:rPr>
+        <w:t>True</w:t>
+      </w:r>
+      <w:r>
+        <w:rPr>
+          <w:rFonts w:ascii="Aptos" w:hAnsi="Aptos" w:eastAsia="Aptos" w:cs="Aptos"/>
+          <w:b w:val="0"/>
+          <w:bCs w:val="0"/>
+          <w:noProof w:val="0"/>
+          <w:color w:val="auto"/>
+          <w:sz w:val="24"/>
+          <w:szCs w:val="24"/>
+          <w:lang w:val="vi-VN"/>
+        </w:rPr>
+        <w:t xml:space="preserve">, xác nhận tệp đã tồn tại trong thư mục </w:t>
+      </w:r>
+      <w:r>
+        <w:rPr>
+          <w:rFonts w:ascii="Consolas" w:hAnsi="Consolas" w:eastAsia="Consolas" w:cs="Consolas"/>
+          <w:b w:val="0"/>
+          <w:bCs w:val="0"/>
+          <w:noProof w:val="0"/>
+          <w:color w:val="auto"/>
+          <w:sz w:val="24"/>
+          <w:szCs w:val="24"/>
+          <w:lang w:val="vi-VN"/>
+        </w:rPr>
+        <w:t>logs</w:t>
+      </w:r>
+      <w:r>
+        <w:rPr>
+          <w:rFonts w:ascii="Aptos" w:hAnsi="Aptos" w:eastAsia="Aptos" w:cs="Aptos"/>
+          <w:b w:val="0"/>
+          <w:bCs w:val="0"/>
+          <w:noProof w:val="0"/>
+          <w:color w:val="auto"/>
+          <w:sz w:val="24"/>
+          <w:szCs w:val="24"/>
+          <w:lang w:val="vi-VN"/>
+        </w:rPr>
+        <w:t>.</w:t>
+      </w:r>
+    </w:p>
+    <w:p xmlns:wp14="http://schemas.microsoft.com/office/word/2010/wordml" wp14:paraId="4DF65257" wp14:textId="59B04812">
+      <w:pPr>
+        <w:pStyle w:val="ListParagraph"/>
+        <w:numPr>
+          <w:ilvl w:val="0"/>
+          <w:numId w:val="3"/>
+        </w:numPr>
+        <w:spacing w:before="240" w:beforeAutospacing="off" w:after="240" w:afterAutospacing="off"/>
+        <w:rPr>
+          <w:rFonts w:ascii="Aptos" w:hAnsi="Aptos" w:eastAsia="Aptos" w:cs="Aptos"/>
+          <w:b w:val="0"/>
+          <w:bCs w:val="0"/>
+          <w:noProof w:val="0"/>
+          <w:color w:val="auto"/>
+          <w:sz w:val="24"/>
+          <w:szCs w:val="24"/>
+          <w:lang w:val="vi-VN"/>
+        </w:rPr>
+      </w:pPr>
+      <w:r>
+        <w:rPr>
+          <w:rFonts w:ascii="Aptos" w:hAnsi="Aptos" w:eastAsia="Aptos" w:cs="Aptos"/>
+          <w:b w:val="0"/>
+          <w:bCs w:val="0"/>
+          <w:noProof w:val="0"/>
+          <w:color w:val="auto"/>
+          <w:sz w:val="24"/>
+          <w:szCs w:val="24"/>
+          <w:lang w:val="vi-VN"/>
+        </w:rPr>
+        <w:t>Xem nội dung tệp báo cáo:</w:t>
+      </w:r>
+    </w:p>
+    <w:p xmlns:wp14="http://schemas.microsoft.com/office/word/2010/wordml" wp14:paraId="2857F789" wp14:textId="7F76FDC8">
+      <w:pPr>
+        <w:spacing w:before="0" w:beforeAutospacing="off" w:after="0" w:afterAutospacing="off"/>
+        <w:rPr>
+          <w:rFonts w:ascii="Aptos" w:hAnsi="Aptos" w:eastAsia="Aptos" w:cs="Aptos"/>
+          <w:b w:val="0"/>
+          <w:bCs w:val="0"/>
+          <w:noProof w:val="0"/>
+          <w:color w:val="auto"/>
+          <w:sz w:val="24"/>
+          <w:szCs w:val="24"/>
+          <w:lang w:val="vi-VN"/>
+        </w:rPr>
+      </w:pPr>
+      <w:r>
+        <w:rPr>
+          <w:rFonts w:ascii="Aptos" w:hAnsi="Aptos" w:eastAsia="Aptos" w:cs="Aptos"/>
+          <w:b w:val="0"/>
+          <w:bCs w:val="0"/>
+          <w:noProof w:val="0"/>
+          <w:color w:val="auto"/>
+          <w:sz w:val="24"/>
+          <w:szCs w:val="24"/>
+          <w:lang w:val="vi-VN"/>
+        </w:rPr>
+        <w:t>PowerShell</w:t>
+      </w:r>
+    </w:p>
+    <w:p xmlns:wp14="http://schemas.microsoft.com/office/word/2010/wordml" wp14:paraId="249DD216" wp14:textId="61BD4B6A">
+      <w:pPr>
+        <w:spacing w:before="0" w:beforeAutospacing="off" w:after="0" w:afterAutospacing="off"/>
+        <w:rPr>
+          <w:rFonts w:ascii="Consolas" w:hAnsi="Consolas" w:eastAsia="Consolas" w:cs="Consolas"/>
+          <w:b w:val="0"/>
+          <w:bCs w:val="0"/>
+          <w:noProof w:val="0"/>
+          <w:color w:val="auto"/>
+          <w:sz w:val="24"/>
+          <w:szCs w:val="24"/>
+          <w:lang w:val="vi-VN"/>
+        </w:rPr>
+      </w:pPr>
+      <w:r>
+        <w:rPr>
+          <w:rFonts w:ascii="Consolas" w:hAnsi="Consolas" w:eastAsia="Consolas" w:cs="Consolas"/>
+          <w:b w:val="0"/>
+          <w:bCs w:val="0"/>
+          <w:noProof w:val="0"/>
+          <w:color w:val="auto"/>
+          <w:sz w:val="24"/>
+          <w:szCs w:val="24"/>
+          <w:lang w:val="vi-VN"/>
+        </w:rPr>
+        <w:t>Get-Content -Path "issues.txt"</w:t>
+      </w:r>
+      <w:r>
+        <w:br/>
+      </w:r>
+    </w:p>
+    <w:p xmlns:wp14="http://schemas.microsoft.com/office/word/2010/wordml" wp14:paraId="27F2170C" wp14:textId="286D5ABF">
+      <w:pPr>
+        <w:spacing w:before="240" w:beforeAutospacing="off" w:after="240" w:afterAutospacing="off"/>
+        <w:rPr>
+          <w:rFonts w:ascii="Aptos" w:hAnsi="Aptos" w:eastAsia="Aptos" w:cs="Aptos"/>
+          <w:b w:val="0"/>
+          <w:bCs w:val="0"/>
+          <w:noProof w:val="0"/>
+          <w:color w:val="auto"/>
+          <w:sz w:val="24"/>
+          <w:szCs w:val="24"/>
+          <w:lang w:val="vi-VN"/>
+        </w:rPr>
+      </w:pPr>
+      <w:r>
+        <w:rPr>
+          <w:rFonts w:ascii="Aptos" w:hAnsi="Aptos" w:eastAsia="Aptos" w:cs="Aptos"/>
+          <w:b w:val="0"/>
+          <w:bCs w:val="0"/>
+          <w:i w:val="1"/>
+          <w:iCs w:val="1"/>
+          <w:noProof w:val="0"/>
+          <w:color w:val="auto"/>
+          <w:sz w:val="24"/>
+          <w:szCs w:val="24"/>
+          <w:lang w:val="vi-VN"/>
+        </w:rPr>
+        <w:t>Kết quả mong đợi:</w:t>
+      </w:r>
+      <w:r>
+        <w:rPr>
+          <w:rFonts w:ascii="Aptos" w:hAnsi="Aptos" w:eastAsia="Aptos" w:cs="Aptos"/>
+          <w:b w:val="0"/>
+          <w:bCs w:val="0"/>
+          <w:noProof w:val="0"/>
+          <w:color w:val="auto"/>
+          <w:sz w:val="24"/>
+          <w:szCs w:val="24"/>
+          <w:lang w:val="vi-VN"/>
+        </w:rPr>
+        <w:t xml:space="preserve"> PowerShell in ra các dòng log chỉ chứa từ khóa "WARNING" được trích xuất từ </w:t>
+      </w:r>
+      <w:r>
+        <w:rPr>
+          <w:rFonts w:ascii="Consolas" w:hAnsi="Consolas" w:eastAsia="Consolas" w:cs="Consolas"/>
+          <w:b w:val="0"/>
+          <w:bCs w:val="0"/>
+          <w:noProof w:val="0"/>
+          <w:color w:val="auto"/>
+          <w:sz w:val="24"/>
+          <w:szCs w:val="24"/>
+          <w:lang w:val="vi-VN"/>
+        </w:rPr>
+        <w:t>system.log</w:t>
+      </w:r>
+      <w:r>
+        <w:rPr>
+          <w:rFonts w:ascii="Aptos" w:hAnsi="Aptos" w:eastAsia="Aptos" w:cs="Aptos"/>
+          <w:b w:val="0"/>
+          <w:bCs w:val="0"/>
+          <w:noProof w:val="0"/>
+          <w:color w:val="auto"/>
+          <w:sz w:val="24"/>
+          <w:szCs w:val="24"/>
+          <w:lang w:val="vi-VN"/>
+        </w:rPr>
+        <w:t>.</w:t>
+      </w:r>
+    </w:p>
+    <w:p xmlns:wp14="http://schemas.microsoft.com/office/word/2010/wordml" wp14:paraId="459E6BA1" wp14:textId="35108776">
+      <w:pPr>
+        <w:pStyle w:val="ListParagraph"/>
+        <w:numPr>
+          <w:ilvl w:val="0"/>
+          <w:numId w:val="3"/>
+        </w:numPr>
+        <w:spacing w:before="240" w:beforeAutospacing="off" w:after="240" w:afterAutospacing="off"/>
+        <w:rPr>
+          <w:rFonts w:ascii="Aptos" w:hAnsi="Aptos" w:eastAsia="Aptos" w:cs="Aptos"/>
+          <w:b w:val="0"/>
+          <w:bCs w:val="0"/>
+          <w:noProof w:val="0"/>
+          <w:color w:val="auto"/>
+          <w:sz w:val="24"/>
+          <w:szCs w:val="24"/>
+          <w:lang w:val="vi-VN"/>
+        </w:rPr>
+      </w:pPr>
+      <w:r>
+        <w:rPr>
+          <w:rFonts w:ascii="Aptos" w:hAnsi="Aptos" w:eastAsia="Aptos" w:cs="Aptos"/>
+          <w:b w:val="0"/>
+          <w:bCs w:val="0"/>
+          <w:noProof w:val="0"/>
+          <w:color w:val="auto"/>
+          <w:sz w:val="24"/>
+          <w:szCs w:val="24"/>
+          <w:lang w:val="vi-VN"/>
+        </w:rPr>
+        <w:t>Xác nhận các tệp rác đã bị xóa an toàn:</w:t>
+      </w:r>
+    </w:p>
+    <w:p xmlns:wp14="http://schemas.microsoft.com/office/word/2010/wordml" wp14:paraId="0AE0F225" wp14:textId="34FA6129">
+      <w:pPr>
+        <w:spacing w:before="0" w:beforeAutospacing="off" w:after="0" w:afterAutospacing="off"/>
+        <w:rPr>
+          <w:rFonts w:ascii="Aptos" w:hAnsi="Aptos" w:eastAsia="Aptos" w:cs="Aptos"/>
+          <w:b w:val="0"/>
+          <w:bCs w:val="0"/>
+          <w:noProof w:val="0"/>
+          <w:color w:val="auto"/>
+          <w:sz w:val="24"/>
+          <w:szCs w:val="24"/>
+          <w:lang w:val="vi-VN"/>
+        </w:rPr>
+      </w:pPr>
+      <w:r>
+        <w:rPr>
+          <w:rFonts w:ascii="Aptos" w:hAnsi="Aptos" w:eastAsia="Aptos" w:cs="Aptos"/>
+          <w:b w:val="0"/>
+          <w:bCs w:val="0"/>
+          <w:noProof w:val="0"/>
+          <w:color w:val="auto"/>
+          <w:sz w:val="24"/>
+          <w:szCs w:val="24"/>
+          <w:lang w:val="vi-VN"/>
+        </w:rPr>
+        <w:t>PowerShell</w:t>
+      </w:r>
+    </w:p>
+    <w:p xmlns:wp14="http://schemas.microsoft.com/office/word/2010/wordml" wp14:paraId="70F4AC06" wp14:textId="3B3725FB">
+      <w:pPr>
+        <w:spacing w:before="0" w:beforeAutospacing="off" w:after="0" w:afterAutospacing="off"/>
+        <w:rPr>
+          <w:rFonts w:ascii="Consolas" w:hAnsi="Consolas" w:eastAsia="Consolas" w:cs="Consolas"/>
+          <w:b w:val="0"/>
+          <w:bCs w:val="0"/>
+          <w:noProof w:val="0"/>
+          <w:color w:val="auto"/>
+          <w:sz w:val="24"/>
+          <w:szCs w:val="24"/>
+          <w:lang w:val="vi-VN"/>
+        </w:rPr>
+      </w:pPr>
+      <w:r>
+        <w:rPr>
+          <w:rFonts w:ascii="Consolas" w:hAnsi="Consolas" w:eastAsia="Consolas" w:cs="Consolas"/>
+          <w:b w:val="0"/>
+          <w:bCs w:val="0"/>
+          <w:noProof w:val="0"/>
+          <w:color w:val="auto"/>
+          <w:sz w:val="24"/>
+          <w:szCs w:val="24"/>
+          <w:lang w:val="vi-VN"/>
+        </w:rPr>
+        <w:t>Get-ChildItem -Filter "*.tmp"</w:t>
+      </w:r>
+      <w:r>
+        <w:br/>
+      </w:r>
+    </w:p>
+    <w:p xmlns:wp14="http://schemas.microsoft.com/office/word/2010/wordml" wp14:paraId="31055BA0" wp14:textId="67790B17">
+      <w:pPr>
+        <w:spacing w:before="240" w:beforeAutospacing="off" w:after="240" w:afterAutospacing="off"/>
+        <w:rPr>
+          <w:rFonts w:ascii="Aptos" w:hAnsi="Aptos" w:eastAsia="Aptos" w:cs="Aptos"/>
+          <w:b w:val="0"/>
+          <w:bCs w:val="0"/>
+          <w:noProof w:val="0"/>
+          <w:color w:val="auto"/>
+          <w:sz w:val="24"/>
+          <w:szCs w:val="24"/>
+          <w:lang w:val="vi-VN"/>
+        </w:rPr>
+      </w:pPr>
+      <w:r>
+        <w:rPr>
+          <w:rFonts w:ascii="Aptos" w:hAnsi="Aptos" w:eastAsia="Aptos" w:cs="Aptos"/>
+          <w:b w:val="0"/>
+          <w:bCs w:val="0"/>
+          <w:i w:val="1"/>
+          <w:iCs w:val="1"/>
+          <w:noProof w:val="0"/>
+          <w:color w:val="auto"/>
+          <w:sz w:val="24"/>
+          <w:szCs w:val="24"/>
+          <w:lang w:val="vi-VN"/>
+        </w:rPr>
+        <w:t>Kết quả mong đợi:</w:t>
+      </w:r>
+      <w:r>
+        <w:rPr>
+          <w:rFonts w:ascii="Aptos" w:hAnsi="Aptos" w:eastAsia="Aptos" w:cs="Aptos"/>
+          <w:b w:val="0"/>
+          <w:bCs w:val="0"/>
+          <w:noProof w:val="0"/>
+          <w:color w:val="auto"/>
+          <w:sz w:val="24"/>
+          <w:szCs w:val="24"/>
+          <w:lang w:val="vi-VN"/>
+        </w:rPr>
+        <w:t xml:space="preserve"> Không có bất kỳ kết quả nào được trả về (thư mục trống tệp </w:t>
+      </w:r>
+      <w:r>
+        <w:rPr>
+          <w:rFonts w:ascii="Consolas" w:hAnsi="Consolas" w:eastAsia="Consolas" w:cs="Consolas"/>
+          <w:b w:val="0"/>
+          <w:bCs w:val="0"/>
+          <w:noProof w:val="0"/>
+          <w:color w:val="auto"/>
+          <w:sz w:val="24"/>
+          <w:szCs w:val="24"/>
+          <w:lang w:val="vi-VN"/>
+        </w:rPr>
+        <w:t>.tmp</w:t>
+      </w:r>
+      <w:r>
+        <w:rPr>
+          <w:rFonts w:ascii="Aptos" w:hAnsi="Aptos" w:eastAsia="Aptos" w:cs="Aptos"/>
+          <w:b w:val="0"/>
+          <w:bCs w:val="0"/>
+          <w:noProof w:val="0"/>
+          <w:color w:val="auto"/>
+          <w:sz w:val="24"/>
+          <w:szCs w:val="24"/>
+          <w:lang w:val="vi-VN"/>
+        </w:rPr>
+        <w:t xml:space="preserve">), chứng tỏ lệnh </w:t>
+      </w:r>
+      <w:r>
+        <w:rPr>
+          <w:rFonts w:ascii="Consolas" w:hAnsi="Consolas" w:eastAsia="Consolas" w:cs="Consolas"/>
+          <w:b w:val="0"/>
+          <w:bCs w:val="0"/>
+          <w:noProof w:val="0"/>
+          <w:color w:val="auto"/>
+          <w:sz w:val="24"/>
+          <w:szCs w:val="24"/>
+          <w:lang w:val="vi-VN"/>
+        </w:rPr>
+        <w:t>Remove-Item</w:t>
+      </w:r>
+      <w:r>
+        <w:rPr>
+          <w:rFonts w:ascii="Aptos" w:hAnsi="Aptos" w:eastAsia="Aptos" w:cs="Aptos"/>
+          <w:b w:val="0"/>
+          <w:bCs w:val="0"/>
+          <w:noProof w:val="0"/>
+          <w:color w:val="auto"/>
+          <w:sz w:val="24"/>
+          <w:szCs w:val="24"/>
+          <w:lang w:val="vi-VN"/>
+        </w:rPr>
+        <w:t xml:space="preserve"> đã hoàn thành nhiệm vụ dọn dẹp một cách chính xác trong phạm vi được khoanh vùng.</w:t>
+      </w:r>
+    </w:p>
+    <w:p xmlns:wp14="http://schemas.microsoft.com/office/word/2010/wordml" wp14:paraId="36B01474" wp14:textId="57518FB0">
+      <w:pPr>
+        <w:rPr>
+          <w:b w:val="0"/>
+          <w:bCs w:val="0"/>
+          <w:color w:val="auto"/>
+        </w:rPr>
+      </w:pPr>
+    </w:p>
     <w:sectPr>
-      <w:pgSz w:w="11906" w:h="16838"/>
+      <w:pgSz w:w="11906" w:h="16838" w:orient="portrait"/>
       <w:pgMar w:top="1440" w:right="1440" w:bottom="1440" w:left="1440" w:header="720" w:footer="720" w:gutter="0"/>
       <w:cols w:space="720"/>
       <w:docGrid w:linePitch="360"/>
     </w:sectPr>
   </w:body>
 </w:document>
+</file>
+
+<file path=word/numbering.xml><?xml version="1.0" encoding="utf-8"?>
+<w:numbering xmlns:w="http://schemas.openxmlformats.org/wordprocessingml/2006/main">
+  <w:abstractNum xmlns:w="http://schemas.openxmlformats.org/wordprocessingml/2006/main" w:abstractNumId="3">
+    <w:nsid w:val="3715bc10"/>
+    <w:multiLevelType xmlns:w="http://schemas.openxmlformats.org/wordprocessingml/2006/main" w:val="hybridMultilevel"/>
+    <w:lvl xmlns:w="http://schemas.openxmlformats.org/wordprocessingml/2006/main" w:ilvl="0">
+      <w:start w:val="1"/>
+      <w:numFmt w:val="decimal"/>
+      <w:lvlText w:val="%1."/>
+      <w:lvlJc w:val="left"/>
+      <w:pPr>
+        <w:ind w:left="720" w:hanging="360"/>
+      </w:pPr>
+    </w:lvl>
+    <w:lvl xmlns:w="http://schemas.openxmlformats.org/wordprocessingml/2006/main" w:ilvl="1">
+      <w:start w:val="1"/>
+      <w:numFmt w:val="lowerLetter"/>
+      <w:lvlText w:val="%2."/>
+      <w:lvlJc w:val="left"/>
+      <w:pPr>
+        <w:ind w:left="1440" w:hanging="360"/>
+      </w:pPr>
+    </w:lvl>
+    <w:lvl xmlns:w="http://schemas.openxmlformats.org/wordprocessingml/2006/main" w:ilvl="2">
+      <w:start w:val="1"/>
+      <w:numFmt w:val="lowerRoman"/>
+      <w:lvlText w:val="%3."/>
+      <w:lvlJc w:val="right"/>
+      <w:pPr>
+        <w:ind w:left="2160" w:hanging="180"/>
+      </w:pPr>
+    </w:lvl>
+    <w:lvl xmlns:w="http://schemas.openxmlformats.org/wordprocessingml/2006/main" w:ilvl="3">
+      <w:start w:val="1"/>
+      <w:numFmt w:val="decimal"/>
+      <w:lvlText w:val="%4."/>
+      <w:lvlJc w:val="left"/>
+      <w:pPr>
+        <w:ind w:left="2880" w:hanging="360"/>
+      </w:pPr>
+    </w:lvl>
+    <w:lvl xmlns:w="http://schemas.openxmlformats.org/wordprocessingml/2006/main" w:ilvl="4">
+      <w:start w:val="1"/>
+      <w:numFmt w:val="lowerLetter"/>
+      <w:lvlText w:val="%5."/>
+      <w:lvlJc w:val="left"/>
+      <w:pPr>
+        <w:ind w:left="3600" w:hanging="360"/>
+      </w:pPr>
+    </w:lvl>
+    <w:lvl xmlns:w="http://schemas.openxmlformats.org/wordprocessingml/2006/main" w:ilvl="5">
+      <w:start w:val="1"/>
+      <w:numFmt w:val="lowerRoman"/>
+      <w:lvlText w:val="%6."/>
+      <w:lvlJc w:val="right"/>
+      <w:pPr>
+        <w:ind w:left="4320" w:hanging="180"/>
+      </w:pPr>
+    </w:lvl>
+    <w:lvl xmlns:w="http://schemas.openxmlformats.org/wordprocessingml/2006/main" w:ilvl="6">
+      <w:start w:val="1"/>
+      <w:numFmt w:val="decimal"/>
+      <w:lvlText w:val="%7."/>
+      <w:lvlJc w:val="left"/>
+      <w:pPr>
+        <w:ind w:left="5040" w:hanging="360"/>
+      </w:pPr>
+    </w:lvl>
+    <w:lvl xmlns:w="http://schemas.openxmlformats.org/wordprocessingml/2006/main" w:ilvl="7">
+      <w:start w:val="1"/>
+      <w:numFmt w:val="lowerLetter"/>
+      <w:lvlText w:val="%8."/>
+      <w:lvlJc w:val="left"/>
+      <w:pPr>
+        <w:ind w:left="5760" w:hanging="360"/>
+      </w:pPr>
+    </w:lvl>
+    <w:lvl xmlns:w="http://schemas.openxmlformats.org/wordprocessingml/2006/main" w:ilvl="8">
+      <w:start w:val="1"/>
+      <w:numFmt w:val="lowerRoman"/>
+      <w:lvlText w:val="%9."/>
+      <w:lvlJc w:val="right"/>
+      <w:pPr>
+        <w:ind w:left="6480" w:hanging="180"/>
+      </w:pPr>
+    </w:lvl>
+  </w:abstractNum>
+  <w:abstractNum xmlns:w="http://schemas.openxmlformats.org/wordprocessingml/2006/main" w:abstractNumId="2">
+    <w:nsid w:val="65858982"/>
+    <w:multiLevelType xmlns:w="http://schemas.openxmlformats.org/wordprocessingml/2006/main" w:val="hybridMultilevel"/>
+    <w:lvl xmlns:w="http://schemas.openxmlformats.org/wordprocessingml/2006/main" w:ilvl="0">
+      <w:start w:val="1"/>
+      <w:numFmt w:val="decimal"/>
+      <w:lvlText w:val="%1."/>
+      <w:lvlJc w:val="left"/>
+      <w:pPr>
+        <w:ind w:left="720" w:hanging="360"/>
+      </w:pPr>
+    </w:lvl>
+    <w:lvl xmlns:w="http://schemas.openxmlformats.org/wordprocessingml/2006/main" w:ilvl="1">
+      <w:start w:val="1"/>
+      <w:numFmt w:val="lowerLetter"/>
+      <w:lvlText w:val="%2."/>
+      <w:lvlJc w:val="left"/>
+      <w:pPr>
+        <w:ind w:left="1440" w:hanging="360"/>
+      </w:pPr>
+    </w:lvl>
+    <w:lvl xmlns:w="http://schemas.openxmlformats.org/wordprocessingml/2006/main" w:ilvl="2">
+      <w:start w:val="1"/>
+      <w:numFmt w:val="lowerRoman"/>
+      <w:lvlText w:val="%3."/>
+      <w:lvlJc w:val="right"/>
+      <w:pPr>
+        <w:ind w:left="2160" w:hanging="180"/>
+      </w:pPr>
+    </w:lvl>
+    <w:lvl xmlns:w="http://schemas.openxmlformats.org/wordprocessingml/2006/main" w:ilvl="3">
+      <w:start w:val="1"/>
+      <w:numFmt w:val="decimal"/>
+      <w:lvlText w:val="%4."/>
+      <w:lvlJc w:val="left"/>
+      <w:pPr>
+        <w:ind w:left="2880" w:hanging="360"/>
+      </w:pPr>
+    </w:lvl>
+    <w:lvl xmlns:w="http://schemas.openxmlformats.org/wordprocessingml/2006/main" w:ilvl="4">
+      <w:start w:val="1"/>
+      <w:numFmt w:val="lowerLetter"/>
+      <w:lvlText w:val="%5."/>
+      <w:lvlJc w:val="left"/>
+      <w:pPr>
+        <w:ind w:left="3600" w:hanging="360"/>
+      </w:pPr>
+    </w:lvl>
+    <w:lvl xmlns:w="http://schemas.openxmlformats.org/wordprocessingml/2006/main" w:ilvl="5">
+      <w:start w:val="1"/>
+      <w:numFmt w:val="lowerRoman"/>
+      <w:lvlText w:val="%6."/>
+      <w:lvlJc w:val="right"/>
+      <w:pPr>
+        <w:ind w:left="4320" w:hanging="180"/>
+      </w:pPr>
+    </w:lvl>
+    <w:lvl xmlns:w="http://schemas.openxmlformats.org/wordprocessingml/2006/main" w:ilvl="6">
+      <w:start w:val="1"/>
+      <w:numFmt w:val="decimal"/>
+      <w:lvlText w:val="%7."/>
+      <w:lvlJc w:val="left"/>
+      <w:pPr>
+        <w:ind w:left="5040" w:hanging="360"/>
+      </w:pPr>
+    </w:lvl>
+    <w:lvl xmlns:w="http://schemas.openxmlformats.org/wordprocessingml/2006/main" w:ilvl="7">
+      <w:start w:val="1"/>
+      <w:numFmt w:val="lowerLetter"/>
+      <w:lvlText w:val="%8."/>
+      <w:lvlJc w:val="left"/>
+      <w:pPr>
+        <w:ind w:left="5760" w:hanging="360"/>
+      </w:pPr>
+    </w:lvl>
+    <w:lvl xmlns:w="http://schemas.openxmlformats.org/wordprocessingml/2006/main" w:ilvl="8">
+      <w:start w:val="1"/>
+      <w:numFmt w:val="lowerRoman"/>
+      <w:lvlText w:val="%9."/>
+      <w:lvlJc w:val="right"/>
+      <w:pPr>
+        <w:ind w:left="6480" w:hanging="180"/>
+      </w:pPr>
+    </w:lvl>
+  </w:abstractNum>
+  <w:abstractNum xmlns:w="http://schemas.openxmlformats.org/wordprocessingml/2006/main" w:abstractNumId="1">
+    <w:nsid w:val="7d7f3e38"/>
+    <w:multiLevelType xmlns:w="http://schemas.openxmlformats.org/wordprocessingml/2006/main" w:val="hybridMultilevel"/>
+    <w:lvl xmlns:w="http://schemas.openxmlformats.org/wordprocessingml/2006/main" w:ilvl="0">
+      <w:start w:val="1"/>
+      <w:numFmt w:val="bullet"/>
+      <w:lvlText w:val=""/>
+      <w:lvlJc w:val="left"/>
+      <w:pPr>
+        <w:ind w:left="720" w:hanging="360"/>
+      </w:pPr>
+      <w:rPr>
+        <w:rFonts w:hint="default" w:ascii="Symbol" w:hAnsi="Symbol"/>
+      </w:rPr>
+    </w:lvl>
+    <w:lvl xmlns:w="http://schemas.openxmlformats.org/wordprocessingml/2006/main" w:ilvl="1">
+      <w:start w:val="1"/>
+      <w:numFmt w:val="bullet"/>
+      <w:lvlText w:val="o"/>
+      <w:lvlJc w:val="left"/>
+      <w:pPr>
+        <w:ind w:left="1440" w:hanging="360"/>
+      </w:pPr>
+      <w:rPr>
+        <w:rFonts w:hint="default" w:ascii="Courier New" w:hAnsi="Courier New"/>
+      </w:rPr>
+    </w:lvl>
+    <w:lvl xmlns:w="http://schemas.openxmlformats.org/wordprocessingml/2006/main" w:ilvl="2">
+      <w:start w:val="1"/>
+      <w:numFmt w:val="bullet"/>
+      <w:lvlText w:val=""/>
+      <w:lvlJc w:val="left"/>
+      <w:pPr>
+        <w:ind w:left="2160" w:hanging="360"/>
+      </w:pPr>
+      <w:rPr>
+        <w:rFonts w:hint="default" w:ascii="Wingdings" w:hAnsi="Wingdings"/>
+      </w:rPr>
+    </w:lvl>
+    <w:lvl xmlns:w="http://schemas.openxmlformats.org/wordprocessingml/2006/main" w:ilvl="3">
+      <w:start w:val="1"/>
+      <w:numFmt w:val="bullet"/>
+      <w:lvlText w:val=""/>
+      <w:lvlJc w:val="left"/>
+      <w:pPr>
+        <w:ind w:left="2880" w:hanging="360"/>
+      </w:pPr>
+      <w:rPr>
+        <w:rFonts w:hint="default" w:ascii="Symbol" w:hAnsi="Symbol"/>
+      </w:rPr>
+    </w:lvl>
+    <w:lvl xmlns:w="http://schemas.openxmlformats.org/wordprocessingml/2006/main" w:ilvl="4">
+      <w:start w:val="1"/>
+      <w:numFmt w:val="bullet"/>
+      <w:lvlText w:val="o"/>
+      <w:lvlJc w:val="left"/>
+      <w:pPr>
+        <w:ind w:left="3600" w:hanging="360"/>
+      </w:pPr>
+      <w:rPr>
+        <w:rFonts w:hint="default" w:ascii="Courier New" w:hAnsi="Courier New"/>
+      </w:rPr>
+    </w:lvl>
+    <w:lvl xmlns:w="http://schemas.openxmlformats.org/wordprocessingml/2006/main" w:ilvl="5">
+      <w:start w:val="1"/>
+      <w:numFmt w:val="bullet"/>
+      <w:lvlText w:val=""/>
+      <w:lvlJc w:val="left"/>
+      <w:pPr>
+        <w:ind w:left="4320" w:hanging="360"/>
+      </w:pPr>
+      <w:rPr>
+        <w:rFonts w:hint="default" w:ascii="Wingdings" w:hAnsi="Wingdings"/>
+      </w:rPr>
+    </w:lvl>
+    <w:lvl xmlns:w="http://schemas.openxmlformats.org/wordprocessingml/2006/main" w:ilvl="6">
+      <w:start w:val="1"/>
+      <w:numFmt w:val="bullet"/>
+      <w:lvlText w:val=""/>
+      <w:lvlJc w:val="left"/>
+      <w:pPr>
+        <w:ind w:left="5040" w:hanging="360"/>
+      </w:pPr>
+      <w:rPr>
+        <w:rFonts w:hint="default" w:ascii="Symbol" w:hAnsi="Symbol"/>
+      </w:rPr>
+    </w:lvl>
+    <w:lvl xmlns:w="http://schemas.openxmlformats.org/wordprocessingml/2006/main" w:ilvl="7">
+      <w:start w:val="1"/>
+      <w:numFmt w:val="bullet"/>
+      <w:lvlText w:val="o"/>
+      <w:lvlJc w:val="left"/>
+      <w:pPr>
+        <w:ind w:left="5760" w:hanging="360"/>
+      </w:pPr>
+      <w:rPr>
+        <w:rFonts w:hint="default" w:ascii="Courier New" w:hAnsi="Courier New"/>
+      </w:rPr>
+    </w:lvl>
+    <w:lvl xmlns:w="http://schemas.openxmlformats.org/wordprocessingml/2006/main" w:ilvl="8">
+      <w:start w:val="1"/>
+      <w:numFmt w:val="bullet"/>
+      <w:lvlText w:val=""/>
+      <w:lvlJc w:val="left"/>
+      <w:pPr>
+        <w:ind w:left="6480" w:hanging="360"/>
+      </w:pPr>
+      <w:rPr>
+        <w:rFonts w:hint="default" w:ascii="Wingdings" w:hAnsi="Wingdings"/>
+      </w:rPr>
+    </w:lvl>
+  </w:abstractNum>
+  <w:num w:numId="3">
+    <w:abstractNumId w:val="3"/>
+  </w:num>
+  <w:num w:numId="2">
+    <w:abstractNumId w:val="2"/>
+  </w:num>
+  <w:num w:numId="1">
+    <w:abstractNumId w:val="1"/>
+  </w:num>
+</w:numbering>
 </file>
 
 <file path=word/styles.xml><?xml version="1.0" encoding="utf-8"?>
@@ -434,6 +2283,39 @@
     <w:semiHidden/>
     <w:unhideWhenUsed/>
   </w:style>
+  <w:style w:type="paragraph" w:styleId="Heading2">
+    <w:uiPriority w:val="9"/>
+    <w:name w:val="heading 2"/>
+    <w:basedOn w:val="Normal"/>
+    <w:next w:val="Normal"/>
+    <w:unhideWhenUsed/>
+    <w:qFormat/>
+    <w:rsid w:val="2D83369A"/>
+    <w:rPr>
+      <w:rFonts w:ascii="Aptos Display" w:hAnsi="Aptos Display" w:eastAsia="" w:cs="" w:asciiTheme="majorAscii" w:hAnsiTheme="majorAscii" w:eastAsiaTheme="majorEastAsia" w:cstheme="majorBidi"/>
+      <w:color w:val="0F4761" w:themeColor="accent1" w:themeTint="FF" w:themeShade="BF"/>
+      <w:sz w:val="32"/>
+      <w:szCs w:val="32"/>
+    </w:rPr>
+    <w:pPr>
+      <w:keepNext w:val="1"/>
+      <w:keepLines w:val="1"/>
+      <w:spacing w:before="160" w:after="80"/>
+      <w:outlineLvl w:val="1"/>
+    </w:pPr>
+  </w:style>
+  <w:style w:type="paragraph" w:styleId="ListParagraph">
+    <w:uiPriority w:val="34"/>
+    <w:name w:val="List Paragraph"/>
+    <w:basedOn w:val="Normal"/>
+    <w:qFormat/>
+    <w:rsid w:val="2D83369A"/>
+    <w:pPr>
+      <w:spacing/>
+      <w:ind w:left="720"/>
+      <w:contextualSpacing/>
+    </w:pPr>
+  </w:style>
 </w:styles>
 </file>
 
